--- a/src/content/books/41-kogda-odin-zagovoril-vsemi/en.docx
+++ b/src/content/books/41-kogda-odin-zagovoril-vsemi/en.docx
@@ -59293,9 +59293,6 @@
         <w:footnoteRef/>
       </w:r>
       <w:r>
-        <w:rPr>
-          <w:rStyle w:val="af4"/>
-        </w:rPr>
         <w:t>Pankratius: In the epilogue the Father offered to give a preface… It is recalled: “And the last shall be first,” “I am the Alpha and the Omega, the Beginning and the End.” In the words of Svetozar we accomplished a RECOGNITION of the Light of the Creator – this is the example of the fulfillment of the Gospel of the Kingdom.</w:t>
       </w:r>
     </w:p>
